--- a/Documentacao_do_sistema/Documento de Testes e Evidências.docx
+++ b/Documentacao_do_sistema/Documento de Testes e Evidências.docx
@@ -4,113 +4,207 @@
   <w:body>
     <w:p>
       <w:pPr>
-        <w:rPr>
+        <w:pStyle w:val="Ttulo1"/>
+        <w:jc w:val="center"/>
+        <w:rPr>
+          <w:color w:val="auto"/>
+        </w:rPr>
+      </w:pPr>
+      <w:r>
+        <w:rPr>
+          <w:color w:val="auto"/>
+        </w:rPr>
+        <w:t xml:space="preserve">Documento de Testes e Evidências – </w:t>
+      </w:r>
+      <w:proofErr w:type="spellStart"/>
+      <w:r>
+        <w:rPr>
+          <w:color w:val="auto"/>
+        </w:rPr>
+        <w:t>SweetBox</w:t>
+      </w:r>
+      <w:proofErr w:type="spellEnd"/>
+    </w:p>
+    <w:p>
+      <w:pPr>
+        <w:jc w:val="center"/>
+        <w:rPr>
+          <w:rFonts w:ascii="Arial" w:hAnsi="Arial" w:cs="Arial"/>
+          <w:sz w:val="20"/>
+          <w:szCs w:val="20"/>
+        </w:rPr>
+      </w:pPr>
+      <w:r>
+        <w:rPr>
+          <w:rFonts w:ascii="Arial" w:hAnsi="Arial" w:cs="Arial"/>
           <w:b/>
           <w:bCs/>
-        </w:rPr>
-      </w:pPr>
-      <w:r>
-        <w:rPr>
+          <w:sz w:val="20"/>
+          <w:szCs w:val="20"/>
+        </w:rPr>
+        <w:t xml:space="preserve">Feito por: </w:t>
+      </w:r>
+      <w:r>
+        <w:rPr>
+          <w:rFonts w:ascii="Arial" w:hAnsi="Arial" w:cs="Arial"/>
+          <w:sz w:val="20"/>
+          <w:szCs w:val="20"/>
+        </w:rPr>
+        <w:t>Larissa Soares Bragança - 22409977 e Lucas Soares Bragança - 22409976</w:t>
+      </w:r>
+    </w:p>
+    <w:p>
+      <w:pPr>
+        <w:rPr>
+          <w:rFonts w:ascii="Arial" w:hAnsi="Arial" w:cs="Arial"/>
           <w:b/>
           <w:bCs/>
         </w:rPr>
-        <w:t xml:space="preserve">Documento de Testes e Evidências – Sistema </w:t>
-      </w:r>
-      <w:proofErr w:type="spellStart"/>
-      <w:r>
-        <w:rPr>
+      </w:pPr>
+    </w:p>
+    <w:p>
+      <w:pPr>
+        <w:rPr>
+          <w:rFonts w:ascii="Arial" w:hAnsi="Arial" w:cs="Arial"/>
           <w:b/>
           <w:bCs/>
         </w:rPr>
-        <w:t>SweetBox</w:t>
-      </w:r>
-      <w:proofErr w:type="spellEnd"/>
-    </w:p>
-    <w:p>
-      <w:pPr>
-        <w:rPr>
+      </w:pPr>
+      <w:r>
+        <w:rPr>
+          <w:rFonts w:ascii="Arial" w:hAnsi="Arial" w:cs="Arial"/>
           <w:b/>
           <w:bCs/>
         </w:rPr>
-      </w:pPr>
-      <w:r>
-        <w:rPr>
+        <w:t>1. Planejamento dos Testes</w:t>
+      </w:r>
+    </w:p>
+    <w:p>
+      <w:pPr>
+        <w:rPr>
+          <w:rFonts w:ascii="Arial" w:hAnsi="Arial" w:cs="Arial"/>
           <w:b/>
           <w:bCs/>
         </w:rPr>
-        <w:t>1. Planejamento dos Testes</w:t>
-      </w:r>
-    </w:p>
-    <w:p>
-      <w:pPr>
-        <w:rPr>
+      </w:pPr>
+      <w:r>
+        <w:rPr>
+          <w:rFonts w:ascii="Arial" w:hAnsi="Arial" w:cs="Arial"/>
           <w:b/>
           <w:bCs/>
         </w:rPr>
-      </w:pPr>
-      <w:r>
-        <w:rPr>
+        <w:t>Objetivo dos Testes</w:t>
+      </w:r>
+    </w:p>
+    <w:p>
+      <w:pPr>
+        <w:rPr>
+          <w:rFonts w:ascii="Arial" w:hAnsi="Arial" w:cs="Arial"/>
+        </w:rPr>
+      </w:pPr>
+      <w:r>
+        <w:rPr>
+          <w:rFonts w:ascii="Arial" w:hAnsi="Arial" w:cs="Arial"/>
+        </w:rPr>
+        <w:t xml:space="preserve">Os testes do sistema </w:t>
+      </w:r>
+      <w:proofErr w:type="spellStart"/>
+      <w:r>
+        <w:rPr>
+          <w:rFonts w:ascii="Arial" w:hAnsi="Arial" w:cs="Arial"/>
+        </w:rPr>
+        <w:t>SweetBox</w:t>
+      </w:r>
+      <w:proofErr w:type="spellEnd"/>
+      <w:r>
+        <w:rPr>
+          <w:rFonts w:ascii="Arial" w:hAnsi="Arial" w:cs="Arial"/>
+        </w:rPr>
+        <w:t xml:space="preserve"> foram planejados com o objetivo de validar o funcionamento das funcionalidades principais do sistema web de confeitaria personalizada, garantindo que os fluxos de cadastro, pedidos, pagamentos e gerenciamento administrativo estejam funcionando corretamente.</w:t>
+      </w:r>
+    </w:p>
+    <w:p>
+      <w:pPr>
+        <w:rPr>
+          <w:rFonts w:ascii="Arial" w:hAnsi="Arial" w:cs="Arial"/>
+        </w:rPr>
+      </w:pPr>
+      <w:r>
+        <w:rPr>
+          <w:rFonts w:ascii="Arial" w:hAnsi="Arial" w:cs="Arial"/>
+        </w:rPr>
+        <w:t>Os testes também tiveram como finalidade identificar possíveis falhas, validar regras de negócio e verificar a estabilidade do sistema antes da entrega final.</w:t>
+      </w:r>
+    </w:p>
+    <w:p>
+      <w:pPr>
+        <w:rPr>
+          <w:rFonts w:ascii="Arial" w:hAnsi="Arial" w:cs="Arial"/>
+        </w:rPr>
+      </w:pPr>
+      <w:r>
+        <w:rPr>
+          <w:rFonts w:ascii="Arial" w:hAnsi="Arial" w:cs="Arial"/>
+        </w:rPr>
+        <w:pict w14:anchorId="6FA969D1">
+          <v:rect id="_x0000_i1067" style="width:0;height:1.5pt" o:hralign="center" o:hrstd="t" o:hr="t" fillcolor="#a0a0a0" stroked="f"/>
+        </w:pict>
+      </w:r>
+    </w:p>
+    <w:p>
+      <w:pPr>
+        <w:rPr>
+          <w:rFonts w:ascii="Arial" w:hAnsi="Arial" w:cs="Arial"/>
           <w:b/>
           <w:bCs/>
         </w:rPr>
-        <w:t>Objetivo dos Testes</w:t>
-      </w:r>
-    </w:p>
-    <w:p>
-      <w:r>
-        <w:t xml:space="preserve">Os testes do sistema </w:t>
-      </w:r>
-      <w:proofErr w:type="spellStart"/>
-      <w:r>
-        <w:t>SweetBox</w:t>
-      </w:r>
-      <w:proofErr w:type="spellEnd"/>
-      <w:r>
-        <w:t xml:space="preserve"> foram planejados com o objetivo de validar o funcionamento das funcionalidades principais do sistema web de confeitaria personalizada, garantindo que os fluxos de cadastro, pedidos, pagamentos e gerenciamento administrativo estejam funcionando corretamente.</w:t>
-      </w:r>
-    </w:p>
-    <w:p>
-      <w:r>
-        <w:t>Os testes também tiveram como finalidade identificar possíveis falhas, validar regras de negócio e verificar a estabilidade do sistema antes da entrega final.</w:t>
-      </w:r>
-    </w:p>
-    <w:p>
-      <w:r>
-        <w:pict w14:anchorId="6FA969D1">
-          <v:rect id="_x0000_i1109" style="width:0;height:1.5pt" o:hralign="center" o:hrstd="t" o:hr="t" fillcolor="#a0a0a0" stroked="f"/>
-        </w:pict>
-      </w:r>
-    </w:p>
-    <w:p>
-      <w:pPr>
-        <w:rPr>
+      </w:pPr>
+      <w:r>
+        <w:rPr>
+          <w:rFonts w:ascii="Arial" w:hAnsi="Arial" w:cs="Arial"/>
           <w:b/>
           <w:bCs/>
         </w:rPr>
-      </w:pPr>
-      <w:r>
-        <w:rPr>
-          <w:b/>
-          <w:bCs/>
-        </w:rPr>
         <w:t>Estratégia de Teste</w:t>
       </w:r>
     </w:p>
     <w:p>
-      <w:r>
+      <w:pPr>
+        <w:rPr>
+          <w:rFonts w:ascii="Arial" w:hAnsi="Arial" w:cs="Arial"/>
+        </w:rPr>
+      </w:pPr>
+      <w:r>
+        <w:rPr>
+          <w:rFonts w:ascii="Arial" w:hAnsi="Arial" w:cs="Arial"/>
+        </w:rPr>
         <w:t xml:space="preserve">O sistema foi testado utilizando testes automatizados com a ferramenta </w:t>
       </w:r>
       <w:proofErr w:type="spellStart"/>
       <w:r>
+        <w:rPr>
+          <w:rFonts w:ascii="Arial" w:hAnsi="Arial" w:cs="Arial"/>
+        </w:rPr>
         <w:t>Playwright</w:t>
       </w:r>
       <w:proofErr w:type="spellEnd"/>
       <w:r>
+        <w:rPr>
+          <w:rFonts w:ascii="Arial" w:hAnsi="Arial" w:cs="Arial"/>
+        </w:rPr>
         <w:t>, simulando ações reais do usuário na interface do sistema.</w:t>
       </w:r>
     </w:p>
     <w:p>
-      <w:r>
+      <w:pPr>
+        <w:rPr>
+          <w:rFonts w:ascii="Arial" w:hAnsi="Arial" w:cs="Arial"/>
+        </w:rPr>
+      </w:pPr>
+      <w:r>
+        <w:rPr>
+          <w:rFonts w:ascii="Arial" w:hAnsi="Arial" w:cs="Arial"/>
+        </w:rPr>
         <w:t>Foram realizados:</w:t>
       </w:r>
     </w:p>
@@ -120,8 +214,14 @@
           <w:ilvl w:val="0"/>
           <w:numId w:val="1"/>
         </w:numPr>
-      </w:pPr>
-      <w:r>
+        <w:rPr>
+          <w:rFonts w:ascii="Arial" w:hAnsi="Arial" w:cs="Arial"/>
+        </w:rPr>
+      </w:pPr>
+      <w:r>
+        <w:rPr>
+          <w:rFonts w:ascii="Arial" w:hAnsi="Arial" w:cs="Arial"/>
+        </w:rPr>
         <w:t>Testes de sistema</w:t>
       </w:r>
     </w:p>
@@ -131,8 +231,14 @@
           <w:ilvl w:val="0"/>
           <w:numId w:val="1"/>
         </w:numPr>
-      </w:pPr>
-      <w:r>
+        <w:rPr>
+          <w:rFonts w:ascii="Arial" w:hAnsi="Arial" w:cs="Arial"/>
+        </w:rPr>
+      </w:pPr>
+      <w:r>
+        <w:rPr>
+          <w:rFonts w:ascii="Arial" w:hAnsi="Arial" w:cs="Arial"/>
+        </w:rPr>
         <w:t>Testes de integração</w:t>
       </w:r>
     </w:p>
@@ -142,8 +248,14 @@
           <w:ilvl w:val="0"/>
           <w:numId w:val="1"/>
         </w:numPr>
-      </w:pPr>
-      <w:r>
+        <w:rPr>
+          <w:rFonts w:ascii="Arial" w:hAnsi="Arial" w:cs="Arial"/>
+        </w:rPr>
+      </w:pPr>
+      <w:r>
+        <w:rPr>
+          <w:rFonts w:ascii="Arial" w:hAnsi="Arial" w:cs="Arial"/>
+        </w:rPr>
         <w:t>Testes funcionais</w:t>
       </w:r>
     </w:p>
@@ -153,13 +265,27 @@
           <w:ilvl w:val="0"/>
           <w:numId w:val="1"/>
         </w:numPr>
-      </w:pPr>
-      <w:r>
+        <w:rPr>
+          <w:rFonts w:ascii="Arial" w:hAnsi="Arial" w:cs="Arial"/>
+        </w:rPr>
+      </w:pPr>
+      <w:r>
+        <w:rPr>
+          <w:rFonts w:ascii="Arial" w:hAnsi="Arial" w:cs="Arial"/>
+        </w:rPr>
         <w:t>Testes de aceite/homologação</w:t>
       </w:r>
     </w:p>
     <w:p>
-      <w:r>
+      <w:pPr>
+        <w:rPr>
+          <w:rFonts w:ascii="Arial" w:hAnsi="Arial" w:cs="Arial"/>
+        </w:rPr>
+      </w:pPr>
+      <w:r>
+        <w:rPr>
+          <w:rFonts w:ascii="Arial" w:hAnsi="Arial" w:cs="Arial"/>
+        </w:rPr>
         <w:t>Os testes foram executados em ambiente local com:</w:t>
       </w:r>
     </w:p>
@@ -169,13 +295,22 @@
           <w:ilvl w:val="0"/>
           <w:numId w:val="2"/>
         </w:numPr>
+        <w:rPr>
+          <w:rFonts w:ascii="Arial" w:hAnsi="Arial" w:cs="Arial"/>
+        </w:rPr>
       </w:pPr>
       <w:proofErr w:type="spellStart"/>
       <w:r>
+        <w:rPr>
+          <w:rFonts w:ascii="Arial" w:hAnsi="Arial" w:cs="Arial"/>
+        </w:rPr>
         <w:t>Frontend</w:t>
       </w:r>
       <w:proofErr w:type="spellEnd"/>
       <w:r>
+        <w:rPr>
+          <w:rFonts w:ascii="Arial" w:hAnsi="Arial" w:cs="Arial"/>
+        </w:rPr>
         <w:t xml:space="preserve"> React.js</w:t>
       </w:r>
     </w:p>
@@ -185,13 +320,22 @@
           <w:ilvl w:val="0"/>
           <w:numId w:val="2"/>
         </w:numPr>
+        <w:rPr>
+          <w:rFonts w:ascii="Arial" w:hAnsi="Arial" w:cs="Arial"/>
+        </w:rPr>
       </w:pPr>
       <w:proofErr w:type="spellStart"/>
       <w:r>
+        <w:rPr>
+          <w:rFonts w:ascii="Arial" w:hAnsi="Arial" w:cs="Arial"/>
+        </w:rPr>
         <w:t>Backend</w:t>
       </w:r>
       <w:proofErr w:type="spellEnd"/>
       <w:r>
+        <w:rPr>
+          <w:rFonts w:ascii="Arial" w:hAnsi="Arial" w:cs="Arial"/>
+        </w:rPr>
         <w:t xml:space="preserve"> ASP.NET Core</w:t>
       </w:r>
     </w:p>
@@ -201,27 +345,43 @@
           <w:ilvl w:val="0"/>
           <w:numId w:val="2"/>
         </w:numPr>
-      </w:pPr>
-      <w:r>
+        <w:rPr>
+          <w:rFonts w:ascii="Arial" w:hAnsi="Arial" w:cs="Arial"/>
+        </w:rPr>
+      </w:pPr>
+      <w:r>
+        <w:rPr>
+          <w:rFonts w:ascii="Arial" w:hAnsi="Arial" w:cs="Arial"/>
+        </w:rPr>
         <w:t>Banco de dados MySQL</w:t>
       </w:r>
     </w:p>
     <w:p>
-      <w:r>
+      <w:pPr>
+        <w:rPr>
+          <w:rFonts w:ascii="Arial" w:hAnsi="Arial" w:cs="Arial"/>
+        </w:rPr>
+      </w:pPr>
+      <w:r>
+        <w:rPr>
+          <w:rFonts w:ascii="Arial" w:hAnsi="Arial" w:cs="Arial"/>
+        </w:rPr>
         <w:pict w14:anchorId="514D5C3A">
-          <v:rect id="_x0000_i1110" style="width:0;height:1.5pt" o:hralign="center" o:hrstd="t" o:hr="t" fillcolor="#a0a0a0" stroked="f"/>
+          <v:rect id="_x0000_i1068" style="width:0;height:1.5pt" o:hralign="center" o:hrstd="t" o:hr="t" fillcolor="#a0a0a0" stroked="f"/>
         </w:pict>
       </w:r>
     </w:p>
     <w:p>
       <w:pPr>
         <w:rPr>
+          <w:rFonts w:ascii="Arial" w:hAnsi="Arial" w:cs="Arial"/>
           <w:b/>
           <w:bCs/>
         </w:rPr>
       </w:pPr>
       <w:r>
         <w:rPr>
+          <w:rFonts w:ascii="Arial" w:hAnsi="Arial" w:cs="Arial"/>
           <w:b/>
           <w:bCs/>
         </w:rPr>
@@ -229,7 +389,15 @@
       </w:r>
     </w:p>
     <w:p>
-      <w:r>
+      <w:pPr>
+        <w:rPr>
+          <w:rFonts w:ascii="Arial" w:hAnsi="Arial" w:cs="Arial"/>
+        </w:rPr>
+      </w:pPr>
+      <w:r>
+        <w:rPr>
+          <w:rFonts w:ascii="Arial" w:hAnsi="Arial" w:cs="Arial"/>
+        </w:rPr>
         <w:t>As seguintes técnicas de teste foram utilizadas:</w:t>
       </w:r>
     </w:p>
@@ -239,8 +407,14 @@
           <w:ilvl w:val="0"/>
           <w:numId w:val="3"/>
         </w:numPr>
-      </w:pPr>
-      <w:r>
+        <w:rPr>
+          <w:rFonts w:ascii="Arial" w:hAnsi="Arial" w:cs="Arial"/>
+        </w:rPr>
+      </w:pPr>
+      <w:r>
+        <w:rPr>
+          <w:rFonts w:ascii="Arial" w:hAnsi="Arial" w:cs="Arial"/>
+        </w:rPr>
         <w:t>Particionamento de equivalência</w:t>
       </w:r>
     </w:p>
@@ -250,8 +424,14 @@
           <w:ilvl w:val="0"/>
           <w:numId w:val="3"/>
         </w:numPr>
-      </w:pPr>
-      <w:r>
+        <w:rPr>
+          <w:rFonts w:ascii="Arial" w:hAnsi="Arial" w:cs="Arial"/>
+        </w:rPr>
+      </w:pPr>
+      <w:r>
+        <w:rPr>
+          <w:rFonts w:ascii="Arial" w:hAnsi="Arial" w:cs="Arial"/>
+        </w:rPr>
         <w:t>Validação de campos obrigatórios</w:t>
       </w:r>
     </w:p>
@@ -261,8 +441,14 @@
           <w:ilvl w:val="0"/>
           <w:numId w:val="3"/>
         </w:numPr>
-      </w:pPr>
-      <w:r>
+        <w:rPr>
+          <w:rFonts w:ascii="Arial" w:hAnsi="Arial" w:cs="Arial"/>
+        </w:rPr>
+      </w:pPr>
+      <w:r>
+        <w:rPr>
+          <w:rFonts w:ascii="Arial" w:hAnsi="Arial" w:cs="Arial"/>
+        </w:rPr>
         <w:t>Testes de fluxos principais</w:t>
       </w:r>
     </w:p>
@@ -272,8 +458,15 @@
           <w:ilvl w:val="0"/>
           <w:numId w:val="3"/>
         </w:numPr>
-      </w:pPr>
-      <w:r>
+        <w:rPr>
+          <w:rFonts w:ascii="Arial" w:hAnsi="Arial" w:cs="Arial"/>
+        </w:rPr>
+      </w:pPr>
+      <w:r>
+        <w:rPr>
+          <w:rFonts w:ascii="Arial" w:hAnsi="Arial" w:cs="Arial"/>
+        </w:rPr>
+        <w:lastRenderedPageBreak/>
         <w:t>Testes de cenários de sucesso e erro</w:t>
       </w:r>
     </w:p>
@@ -283,8 +476,14 @@
           <w:ilvl w:val="0"/>
           <w:numId w:val="3"/>
         </w:numPr>
-      </w:pPr>
-      <w:r>
+        <w:rPr>
+          <w:rFonts w:ascii="Arial" w:hAnsi="Arial" w:cs="Arial"/>
+        </w:rPr>
+      </w:pPr>
+      <w:r>
+        <w:rPr>
+          <w:rFonts w:ascii="Arial" w:hAnsi="Arial" w:cs="Arial"/>
+        </w:rPr>
         <w:t>Testes exploratórios</w:t>
       </w:r>
     </w:p>
@@ -294,33 +493,51 @@
           <w:ilvl w:val="0"/>
           <w:numId w:val="3"/>
         </w:numPr>
-      </w:pPr>
-      <w:r>
-        <w:lastRenderedPageBreak/>
+        <w:rPr>
+          <w:rFonts w:ascii="Arial" w:hAnsi="Arial" w:cs="Arial"/>
+        </w:rPr>
+      </w:pPr>
+      <w:r>
+        <w:rPr>
+          <w:rFonts w:ascii="Arial" w:hAnsi="Arial" w:cs="Arial"/>
+        </w:rPr>
         <w:t xml:space="preserve">Automação de testes com </w:t>
       </w:r>
       <w:proofErr w:type="spellStart"/>
       <w:r>
+        <w:rPr>
+          <w:rFonts w:ascii="Arial" w:hAnsi="Arial" w:cs="Arial"/>
+        </w:rPr>
         <w:t>Playwright</w:t>
       </w:r>
       <w:proofErr w:type="spellEnd"/>
     </w:p>
     <w:p>
-      <w:r>
+      <w:pPr>
+        <w:rPr>
+          <w:rFonts w:ascii="Arial" w:hAnsi="Arial" w:cs="Arial"/>
+        </w:rPr>
+      </w:pPr>
+      <w:r>
+        <w:rPr>
+          <w:rFonts w:ascii="Arial" w:hAnsi="Arial" w:cs="Arial"/>
+        </w:rPr>
         <w:pict w14:anchorId="1FD80D17">
-          <v:rect id="_x0000_i1111" style="width:0;height:1.5pt" o:hralign="center" o:hrstd="t" o:hr="t" fillcolor="#a0a0a0" stroked="f"/>
+          <v:rect id="_x0000_i1069" style="width:0;height:1.5pt" o:hralign="center" o:hrstd="t" o:hr="t" fillcolor="#a0a0a0" stroked="f"/>
         </w:pict>
       </w:r>
     </w:p>
     <w:p>
       <w:pPr>
         <w:rPr>
+          <w:rFonts w:ascii="Arial" w:hAnsi="Arial" w:cs="Arial"/>
           <w:b/>
           <w:bCs/>
         </w:rPr>
       </w:pPr>
       <w:r>
         <w:rPr>
+          <w:rFonts w:ascii="Arial" w:hAnsi="Arial" w:cs="Arial"/>
           <w:b/>
           <w:bCs/>
         </w:rPr>
@@ -328,7 +545,15 @@
       </w:r>
     </w:p>
     <w:p>
-      <w:r>
+      <w:pPr>
+        <w:rPr>
+          <w:rFonts w:ascii="Arial" w:hAnsi="Arial" w:cs="Arial"/>
+        </w:rPr>
+      </w:pPr>
+      <w:r>
+        <w:rPr>
+          <w:rFonts w:ascii="Arial" w:hAnsi="Arial" w:cs="Arial"/>
+        </w:rPr>
         <w:t>O sistema seria considerado aprovado caso:</w:t>
       </w:r>
     </w:p>
@@ -338,8 +563,14 @@
           <w:ilvl w:val="0"/>
           <w:numId w:val="4"/>
         </w:numPr>
-      </w:pPr>
-      <w:r>
+        <w:rPr>
+          <w:rFonts w:ascii="Arial" w:hAnsi="Arial" w:cs="Arial"/>
+        </w:rPr>
+      </w:pPr>
+      <w:r>
+        <w:rPr>
+          <w:rFonts w:ascii="Arial" w:hAnsi="Arial" w:cs="Arial"/>
+        </w:rPr>
         <w:t>Os fluxos principais executassem corretamente</w:t>
       </w:r>
     </w:p>
@@ -349,8 +580,14 @@
           <w:ilvl w:val="0"/>
           <w:numId w:val="4"/>
         </w:numPr>
-      </w:pPr>
-      <w:r>
+        <w:rPr>
+          <w:rFonts w:ascii="Arial" w:hAnsi="Arial" w:cs="Arial"/>
+        </w:rPr>
+      </w:pPr>
+      <w:r>
+        <w:rPr>
+          <w:rFonts w:ascii="Arial" w:hAnsi="Arial" w:cs="Arial"/>
+        </w:rPr>
         <w:t>As mensagens de erro fossem exibidas adequadamente</w:t>
       </w:r>
     </w:p>
@@ -360,8 +597,14 @@
           <w:ilvl w:val="0"/>
           <w:numId w:val="4"/>
         </w:numPr>
-      </w:pPr>
-      <w:r>
+        <w:rPr>
+          <w:rFonts w:ascii="Arial" w:hAnsi="Arial" w:cs="Arial"/>
+        </w:rPr>
+      </w:pPr>
+      <w:r>
+        <w:rPr>
+          <w:rFonts w:ascii="Arial" w:hAnsi="Arial" w:cs="Arial"/>
+        </w:rPr>
         <w:t>Os dados fossem registrados corretamente no banco de dados</w:t>
       </w:r>
     </w:p>
@@ -371,8 +614,14 @@
           <w:ilvl w:val="0"/>
           <w:numId w:val="4"/>
         </w:numPr>
-      </w:pPr>
-      <w:r>
+        <w:rPr>
+          <w:rFonts w:ascii="Arial" w:hAnsi="Arial" w:cs="Arial"/>
+        </w:rPr>
+      </w:pPr>
+      <w:r>
+        <w:rPr>
+          <w:rFonts w:ascii="Arial" w:hAnsi="Arial" w:cs="Arial"/>
+        </w:rPr>
         <w:t>Nenhum defeito crítico impedisse o funcionamento do sistema</w:t>
       </w:r>
     </w:p>
@@ -382,27 +631,43 @@
           <w:ilvl w:val="0"/>
           <w:numId w:val="4"/>
         </w:numPr>
-      </w:pPr>
-      <w:r>
+        <w:rPr>
+          <w:rFonts w:ascii="Arial" w:hAnsi="Arial" w:cs="Arial"/>
+        </w:rPr>
+      </w:pPr>
+      <w:r>
+        <w:rPr>
+          <w:rFonts w:ascii="Arial" w:hAnsi="Arial" w:cs="Arial"/>
+        </w:rPr>
         <w:t>Os testes automatizados apresentassem resultados satisfatórios</w:t>
       </w:r>
     </w:p>
     <w:p>
-      <w:r>
+      <w:pPr>
+        <w:rPr>
+          <w:rFonts w:ascii="Arial" w:hAnsi="Arial" w:cs="Arial"/>
+        </w:rPr>
+      </w:pPr>
+      <w:r>
+        <w:rPr>
+          <w:rFonts w:ascii="Arial" w:hAnsi="Arial" w:cs="Arial"/>
+        </w:rPr>
         <w:pict w14:anchorId="3E7AF409">
-          <v:rect id="_x0000_i1112" style="width:0;height:1.5pt" o:hralign="center" o:hrstd="t" o:hr="t" fillcolor="#a0a0a0" stroked="f"/>
+          <v:rect id="_x0000_i1070" style="width:0;height:1.5pt" o:hralign="center" o:hrstd="t" o:hr="t" fillcolor="#a0a0a0" stroked="f"/>
         </w:pict>
       </w:r>
     </w:p>
     <w:p>
       <w:pPr>
         <w:rPr>
+          <w:rFonts w:ascii="Arial" w:hAnsi="Arial" w:cs="Arial"/>
           <w:b/>
           <w:bCs/>
         </w:rPr>
       </w:pPr>
       <w:r>
         <w:rPr>
+          <w:rFonts w:ascii="Arial" w:hAnsi="Arial" w:cs="Arial"/>
           <w:b/>
           <w:bCs/>
         </w:rPr>
@@ -412,12 +677,14 @@
     <w:p>
       <w:pPr>
         <w:rPr>
+          <w:rFonts w:ascii="Arial" w:hAnsi="Arial" w:cs="Arial"/>
           <w:b/>
           <w:bCs/>
         </w:rPr>
       </w:pPr>
       <w:r>
         <w:rPr>
+          <w:rFonts w:ascii="Arial" w:hAnsi="Arial" w:cs="Arial"/>
           <w:b/>
           <w:bCs/>
         </w:rPr>
@@ -425,50 +692,81 @@
       </w:r>
     </w:p>
     <w:p>
-      <w:r>
-        <w:rPr>
+      <w:pPr>
+        <w:rPr>
+          <w:rFonts w:ascii="Arial" w:hAnsi="Arial" w:cs="Arial"/>
+        </w:rPr>
+      </w:pPr>
+      <w:r>
+        <w:rPr>
+          <w:rFonts w:ascii="Arial" w:hAnsi="Arial" w:cs="Arial"/>
           <w:b/>
           <w:bCs/>
         </w:rPr>
         <w:t>Objetivo:</w:t>
       </w:r>
       <w:r>
+        <w:rPr>
+          <w:rFonts w:ascii="Arial" w:hAnsi="Arial" w:cs="Arial"/>
+        </w:rPr>
         <w:t xml:space="preserve"> Validar o cadastro de produtos realizado pelo administrador.</w:t>
       </w:r>
     </w:p>
     <w:p>
-      <w:r>
-        <w:rPr>
+      <w:pPr>
+        <w:rPr>
+          <w:rFonts w:ascii="Arial" w:hAnsi="Arial" w:cs="Arial"/>
+        </w:rPr>
+      </w:pPr>
+      <w:r>
+        <w:rPr>
+          <w:rFonts w:ascii="Arial" w:hAnsi="Arial" w:cs="Arial"/>
           <w:b/>
           <w:bCs/>
         </w:rPr>
         <w:t>Resultado Esperado:</w:t>
       </w:r>
       <w:r>
+        <w:rPr>
+          <w:rFonts w:ascii="Arial" w:hAnsi="Arial" w:cs="Arial"/>
+        </w:rPr>
         <w:br/>
         <w:t>O sistema deve cadastrar o produto corretamente e exibir mensagem de sucesso.</w:t>
       </w:r>
       <w:r>
+        <w:rPr>
+          <w:rFonts w:ascii="Arial" w:hAnsi="Arial" w:cs="Arial"/>
+        </w:rPr>
         <w:br/>
         <w:t>Em caso de campos vazios, deve exibir mensagem de erro.</w:t>
       </w:r>
     </w:p>
     <w:p>
-      <w:r>
+      <w:pPr>
+        <w:rPr>
+          <w:rFonts w:ascii="Arial" w:hAnsi="Arial" w:cs="Arial"/>
+        </w:rPr>
+      </w:pPr>
+      <w:r>
+        <w:rPr>
+          <w:rFonts w:ascii="Arial" w:hAnsi="Arial" w:cs="Arial"/>
+        </w:rPr>
         <w:pict w14:anchorId="0DF0DE74">
-          <v:rect id="_x0000_i1113" style="width:0;height:1.5pt" o:hralign="center" o:hrstd="t" o:hr="t" fillcolor="#a0a0a0" stroked="f"/>
+          <v:rect id="_x0000_i1071" style="width:0;height:1.5pt" o:hralign="center" o:hrstd="t" o:hr="t" fillcolor="#a0a0a0" stroked="f"/>
         </w:pict>
       </w:r>
     </w:p>
     <w:p>
       <w:pPr>
         <w:rPr>
+          <w:rFonts w:ascii="Arial" w:hAnsi="Arial" w:cs="Arial"/>
           <w:b/>
           <w:bCs/>
         </w:rPr>
       </w:pPr>
       <w:r>
         <w:rPr>
+          <w:rFonts w:ascii="Arial" w:hAnsi="Arial" w:cs="Arial"/>
           <w:b/>
           <w:bCs/>
         </w:rPr>
@@ -476,50 +774,81 @@
       </w:r>
     </w:p>
     <w:p>
-      <w:r>
-        <w:rPr>
+      <w:pPr>
+        <w:rPr>
+          <w:rFonts w:ascii="Arial" w:hAnsi="Arial" w:cs="Arial"/>
+        </w:rPr>
+      </w:pPr>
+      <w:r>
+        <w:rPr>
+          <w:rFonts w:ascii="Arial" w:hAnsi="Arial" w:cs="Arial"/>
           <w:b/>
           <w:bCs/>
         </w:rPr>
         <w:t>Objetivo:</w:t>
       </w:r>
       <w:r>
+        <w:rPr>
+          <w:rFonts w:ascii="Arial" w:hAnsi="Arial" w:cs="Arial"/>
+        </w:rPr>
         <w:t xml:space="preserve"> Validar o fluxo de realização de pedidos personalizados.</w:t>
       </w:r>
     </w:p>
     <w:p>
-      <w:r>
-        <w:rPr>
+      <w:pPr>
+        <w:rPr>
+          <w:rFonts w:ascii="Arial" w:hAnsi="Arial" w:cs="Arial"/>
+        </w:rPr>
+      </w:pPr>
+      <w:r>
+        <w:rPr>
+          <w:rFonts w:ascii="Arial" w:hAnsi="Arial" w:cs="Arial"/>
           <w:b/>
           <w:bCs/>
         </w:rPr>
         <w:t>Resultado Esperado:</w:t>
       </w:r>
       <w:r>
+        <w:rPr>
+          <w:rFonts w:ascii="Arial" w:hAnsi="Arial" w:cs="Arial"/>
+        </w:rPr>
         <w:br/>
         <w:t>O sistema deve registrar o pedido corretamente quando todas as opções forem preenchidas.</w:t>
       </w:r>
       <w:r>
+        <w:rPr>
+          <w:rFonts w:ascii="Arial" w:hAnsi="Arial" w:cs="Arial"/>
+        </w:rPr>
         <w:br/>
         <w:t>Caso existam campos obrigatórios não preenchidos, o sistema deve impedir o avanço e exibir mensagem de erro.</w:t>
       </w:r>
     </w:p>
     <w:p>
-      <w:r>
+      <w:pPr>
+        <w:rPr>
+          <w:rFonts w:ascii="Arial" w:hAnsi="Arial" w:cs="Arial"/>
+        </w:rPr>
+      </w:pPr>
+      <w:r>
+        <w:rPr>
+          <w:rFonts w:ascii="Arial" w:hAnsi="Arial" w:cs="Arial"/>
+        </w:rPr>
         <w:pict w14:anchorId="6C92D22B">
-          <v:rect id="_x0000_i1114" style="width:0;height:1.5pt" o:hralign="center" o:hrstd="t" o:hr="t" fillcolor="#a0a0a0" stroked="f"/>
+          <v:rect id="_x0000_i1072" style="width:0;height:1.5pt" o:hralign="center" o:hrstd="t" o:hr="t" fillcolor="#a0a0a0" stroked="f"/>
         </w:pict>
       </w:r>
     </w:p>
     <w:p>
       <w:pPr>
         <w:rPr>
+          <w:rFonts w:ascii="Arial" w:hAnsi="Arial" w:cs="Arial"/>
           <w:b/>
           <w:bCs/>
         </w:rPr>
       </w:pPr>
       <w:r>
         <w:rPr>
+          <w:rFonts w:ascii="Arial" w:hAnsi="Arial" w:cs="Arial"/>
           <w:b/>
           <w:bCs/>
         </w:rPr>
@@ -527,51 +856,87 @@
       </w:r>
     </w:p>
     <w:p>
-      <w:r>
-        <w:rPr>
+      <w:pPr>
+        <w:rPr>
+          <w:rFonts w:ascii="Arial" w:hAnsi="Arial" w:cs="Arial"/>
+        </w:rPr>
+      </w:pPr>
+      <w:r>
+        <w:rPr>
+          <w:rFonts w:ascii="Arial" w:hAnsi="Arial" w:cs="Arial"/>
           <w:b/>
           <w:bCs/>
         </w:rPr>
         <w:t>Objetivo:</w:t>
       </w:r>
       <w:r>
+        <w:rPr>
+          <w:rFonts w:ascii="Arial" w:hAnsi="Arial" w:cs="Arial"/>
+        </w:rPr>
         <w:t xml:space="preserve"> Validar o processo de pagamento do pedido.</w:t>
       </w:r>
     </w:p>
     <w:p>
-      <w:r>
-        <w:rPr>
+      <w:pPr>
+        <w:rPr>
+          <w:rFonts w:ascii="Arial" w:hAnsi="Arial" w:cs="Arial"/>
+        </w:rPr>
+      </w:pPr>
+      <w:r>
+        <w:rPr>
+          <w:rFonts w:ascii="Arial" w:hAnsi="Arial" w:cs="Arial"/>
           <w:b/>
           <w:bCs/>
         </w:rPr>
         <w:t>Resultado Esperado:</w:t>
       </w:r>
       <w:r>
+        <w:rPr>
+          <w:rFonts w:ascii="Arial" w:hAnsi="Arial" w:cs="Arial"/>
+        </w:rPr>
         <w:br/>
         <w:t>O sistema deve confirmar o pagamento e atualizar o status do pedido.</w:t>
       </w:r>
       <w:r>
+        <w:rPr>
+          <w:rFonts w:ascii="Arial" w:hAnsi="Arial" w:cs="Arial"/>
+        </w:rPr>
         <w:br/>
+      </w:r>
+      <w:r>
+        <w:rPr>
+          <w:rFonts w:ascii="Arial" w:hAnsi="Arial" w:cs="Arial"/>
+        </w:rPr>
+        <w:lastRenderedPageBreak/>
         <w:t>Caso nenhuma forma de pagamento seja selecionada, deve exibir mensagem de erro.</w:t>
       </w:r>
     </w:p>
     <w:p>
-      <w:r>
-        <w:lastRenderedPageBreak/>
+      <w:pPr>
+        <w:rPr>
+          <w:rFonts w:ascii="Arial" w:hAnsi="Arial" w:cs="Arial"/>
+        </w:rPr>
+      </w:pPr>
+      <w:r>
+        <w:rPr>
+          <w:rFonts w:ascii="Arial" w:hAnsi="Arial" w:cs="Arial"/>
+        </w:rPr>
         <w:pict w14:anchorId="5795A724">
-          <v:rect id="_x0000_i1115" style="width:0;height:1.5pt" o:hralign="center" o:hrstd="t" o:hr="t" fillcolor="#a0a0a0" stroked="f"/>
+          <v:rect id="_x0000_i1073" style="width:0;height:1.5pt" o:hralign="center" o:hrstd="t" o:hr="t" fillcolor="#a0a0a0" stroked="f"/>
         </w:pict>
       </w:r>
     </w:p>
     <w:p>
       <w:pPr>
         <w:rPr>
+          <w:rFonts w:ascii="Arial" w:hAnsi="Arial" w:cs="Arial"/>
           <w:b/>
           <w:bCs/>
         </w:rPr>
       </w:pPr>
       <w:r>
         <w:rPr>
+          <w:rFonts w:ascii="Arial" w:hAnsi="Arial" w:cs="Arial"/>
           <w:b/>
           <w:bCs/>
         </w:rPr>
@@ -579,50 +944,81 @@
       </w:r>
     </w:p>
     <w:p>
-      <w:r>
-        <w:rPr>
+      <w:pPr>
+        <w:rPr>
+          <w:rFonts w:ascii="Arial" w:hAnsi="Arial" w:cs="Arial"/>
+        </w:rPr>
+      </w:pPr>
+      <w:r>
+        <w:rPr>
+          <w:rFonts w:ascii="Arial" w:hAnsi="Arial" w:cs="Arial"/>
           <w:b/>
           <w:bCs/>
         </w:rPr>
         <w:t>Objetivo:</w:t>
       </w:r>
       <w:r>
+        <w:rPr>
+          <w:rFonts w:ascii="Arial" w:hAnsi="Arial" w:cs="Arial"/>
+        </w:rPr>
         <w:t xml:space="preserve"> Validar a atualização de status dos pedidos pelo administrador.</w:t>
       </w:r>
     </w:p>
     <w:p>
-      <w:r>
-        <w:rPr>
+      <w:pPr>
+        <w:rPr>
+          <w:rFonts w:ascii="Arial" w:hAnsi="Arial" w:cs="Arial"/>
+        </w:rPr>
+      </w:pPr>
+      <w:r>
+        <w:rPr>
+          <w:rFonts w:ascii="Arial" w:hAnsi="Arial" w:cs="Arial"/>
           <w:b/>
           <w:bCs/>
         </w:rPr>
         <w:t>Resultado Esperado:</w:t>
       </w:r>
       <w:r>
+        <w:rPr>
+          <w:rFonts w:ascii="Arial" w:hAnsi="Arial" w:cs="Arial"/>
+        </w:rPr>
         <w:br/>
         <w:t>O sistema deve atualizar corretamente o status do pedido selecionado.</w:t>
       </w:r>
       <w:r>
+        <w:rPr>
+          <w:rFonts w:ascii="Arial" w:hAnsi="Arial" w:cs="Arial"/>
+        </w:rPr>
         <w:br/>
         <w:t>Caso o pedido não seja encontrado, deve exibir mensagem apropriada.</w:t>
       </w:r>
     </w:p>
     <w:p>
-      <w:r>
+      <w:pPr>
+        <w:rPr>
+          <w:rFonts w:ascii="Arial" w:hAnsi="Arial" w:cs="Arial"/>
+        </w:rPr>
+      </w:pPr>
+      <w:r>
+        <w:rPr>
+          <w:rFonts w:ascii="Arial" w:hAnsi="Arial" w:cs="Arial"/>
+        </w:rPr>
         <w:pict w14:anchorId="233A0318">
-          <v:rect id="_x0000_i1116" style="width:0;height:1.5pt" o:hralign="center" o:hrstd="t" o:hr="t" fillcolor="#a0a0a0" stroked="f"/>
+          <v:rect id="_x0000_i1074" style="width:0;height:1.5pt" o:hralign="center" o:hrstd="t" o:hr="t" fillcolor="#a0a0a0" stroked="f"/>
         </w:pict>
       </w:r>
     </w:p>
     <w:p>
       <w:pPr>
         <w:rPr>
+          <w:rFonts w:ascii="Arial" w:hAnsi="Arial" w:cs="Arial"/>
           <w:b/>
           <w:bCs/>
         </w:rPr>
       </w:pPr>
       <w:r>
         <w:rPr>
+          <w:rFonts w:ascii="Arial" w:hAnsi="Arial" w:cs="Arial"/>
           <w:b/>
           <w:bCs/>
         </w:rPr>
@@ -632,12 +1028,14 @@
     <w:p>
       <w:pPr>
         <w:rPr>
+          <w:rFonts w:ascii="Arial" w:hAnsi="Arial" w:cs="Arial"/>
           <w:b/>
           <w:bCs/>
         </w:rPr>
       </w:pPr>
       <w:r>
         <w:rPr>
+          <w:rFonts w:ascii="Arial" w:hAnsi="Arial" w:cs="Arial"/>
           <w:b/>
           <w:bCs/>
         </w:rPr>
@@ -645,35 +1043,57 @@
       </w:r>
     </w:p>
     <w:p>
-      <w:r>
+      <w:pPr>
+        <w:rPr>
+          <w:rFonts w:ascii="Arial" w:hAnsi="Arial" w:cs="Arial"/>
+        </w:rPr>
+      </w:pPr>
+      <w:r>
+        <w:rPr>
+          <w:rFonts w:ascii="Arial" w:hAnsi="Arial" w:cs="Arial"/>
+        </w:rPr>
         <w:t xml:space="preserve">Os testes automatizados foram executados utilizando o </w:t>
       </w:r>
       <w:proofErr w:type="spellStart"/>
       <w:r>
+        <w:rPr>
+          <w:rFonts w:ascii="Arial" w:hAnsi="Arial" w:cs="Arial"/>
+        </w:rPr>
         <w:t>Playwright</w:t>
       </w:r>
       <w:proofErr w:type="spellEnd"/>
       <w:r>
+        <w:rPr>
+          <w:rFonts w:ascii="Arial" w:hAnsi="Arial" w:cs="Arial"/>
+        </w:rPr>
         <w:t xml:space="preserve">, permitindo validar automaticamente os principais fluxos do sistema </w:t>
       </w:r>
       <w:proofErr w:type="spellStart"/>
       <w:r>
+        <w:rPr>
+          <w:rFonts w:ascii="Arial" w:hAnsi="Arial" w:cs="Arial"/>
+        </w:rPr>
         <w:t>SweetBox</w:t>
       </w:r>
       <w:proofErr w:type="spellEnd"/>
       <w:r>
+        <w:rPr>
+          <w:rFonts w:ascii="Arial" w:hAnsi="Arial" w:cs="Arial"/>
+        </w:rPr>
         <w:t>.</w:t>
       </w:r>
     </w:p>
     <w:p>
       <w:pPr>
         <w:rPr>
+          <w:rFonts w:ascii="Arial" w:hAnsi="Arial" w:cs="Arial"/>
           <w:b/>
           <w:bCs/>
         </w:rPr>
       </w:pPr>
       <w:r>
         <w:rPr>
+          <w:rFonts w:ascii="Arial" w:hAnsi="Arial" w:cs="Arial"/>
           <w:b/>
           <w:bCs/>
         </w:rPr>
@@ -686,9 +1106,15 @@
           <w:ilvl w:val="0"/>
           <w:numId w:val="5"/>
         </w:numPr>
-      </w:pPr>
-      <w:r>
-        <w:t>Cadastro de produtos</w:t>
+        <w:rPr>
+          <w:rFonts w:ascii="Arial" w:hAnsi="Arial" w:cs="Arial"/>
+        </w:rPr>
+      </w:pPr>
+      <w:r>
+        <w:rPr>
+          <w:rFonts w:ascii="Arial" w:hAnsi="Arial" w:cs="Arial"/>
+        </w:rPr>
+        <w:t>Realização de pedidos</w:t>
       </w:r>
     </w:p>
     <w:p>
@@ -697,49 +1123,43 @@
           <w:ilvl w:val="0"/>
           <w:numId w:val="5"/>
         </w:numPr>
-      </w:pPr>
-      <w:r>
-        <w:t>Realização de pedidos</w:t>
-      </w:r>
-    </w:p>
-    <w:p>
-      <w:pPr>
-        <w:numPr>
-          <w:ilvl w:val="0"/>
-          <w:numId w:val="5"/>
-        </w:numPr>
-      </w:pPr>
-      <w:r>
-        <w:t>Pagamento de pedidos</w:t>
-      </w:r>
-    </w:p>
-    <w:p>
-      <w:pPr>
-        <w:numPr>
-          <w:ilvl w:val="0"/>
-          <w:numId w:val="5"/>
-        </w:numPr>
-      </w:pPr>
-      <w:r>
+        <w:rPr>
+          <w:rFonts w:ascii="Arial" w:hAnsi="Arial" w:cs="Arial"/>
+        </w:rPr>
+      </w:pPr>
+      <w:r>
+        <w:rPr>
+          <w:rFonts w:ascii="Arial" w:hAnsi="Arial" w:cs="Arial"/>
+        </w:rPr>
         <w:t>Gerenciamento de pedidos</w:t>
       </w:r>
     </w:p>
     <w:p>
-      <w:r>
+      <w:pPr>
+        <w:rPr>
+          <w:rFonts w:ascii="Arial" w:hAnsi="Arial" w:cs="Arial"/>
+        </w:rPr>
+      </w:pPr>
+      <w:r>
+        <w:rPr>
+          <w:rFonts w:ascii="Arial" w:hAnsi="Arial" w:cs="Arial"/>
+        </w:rPr>
         <w:pict w14:anchorId="03958298">
-          <v:rect id="_x0000_i1117" style="width:0;height:1.5pt" o:hralign="center" o:hrstd="t" o:hr="t" fillcolor="#a0a0a0" stroked="f"/>
+          <v:rect id="_x0000_i1075" style="width:0;height:1.5pt" o:hralign="center" o:hrstd="t" o:hr="t" fillcolor="#a0a0a0" stroked="f"/>
         </w:pict>
       </w:r>
     </w:p>
     <w:p>
       <w:pPr>
         <w:rPr>
+          <w:rFonts w:ascii="Arial" w:hAnsi="Arial" w:cs="Arial"/>
           <w:b/>
           <w:bCs/>
         </w:rPr>
       </w:pPr>
       <w:r>
         <w:rPr>
+          <w:rFonts w:ascii="Arial" w:hAnsi="Arial" w:cs="Arial"/>
           <w:b/>
           <w:bCs/>
         </w:rPr>
@@ -759,8 +1179,8 @@
         <w:tblLook w:val="04A0" w:firstRow="1" w:lastRow="0" w:firstColumn="1" w:lastColumn="0" w:noHBand="0" w:noVBand="1"/>
       </w:tblPr>
       <w:tblGrid>
-        <w:gridCol w:w="3828"/>
-        <w:gridCol w:w="2589"/>
+        <w:gridCol w:w="4962"/>
+        <w:gridCol w:w="2976"/>
       </w:tblGrid>
       <w:tr>
         <w:trPr>
@@ -769,19 +1189,21 @@
         </w:trPr>
         <w:tc>
           <w:tcPr>
-            <w:tcW w:w="0" w:type="auto"/>
+            <w:tcW w:w="4917" w:type="dxa"/>
             <w:vAlign w:val="center"/>
             <w:hideMark/>
           </w:tcPr>
           <w:p>
             <w:pPr>
               <w:rPr>
+                <w:rFonts w:ascii="Arial" w:hAnsi="Arial" w:cs="Arial"/>
                 <w:b/>
                 <w:bCs/>
               </w:rPr>
             </w:pPr>
             <w:r>
               <w:rPr>
+                <w:rFonts w:ascii="Arial" w:hAnsi="Arial" w:cs="Arial"/>
                 <w:b/>
                 <w:bCs/>
               </w:rPr>
@@ -791,19 +1213,21 @@
         </w:tc>
         <w:tc>
           <w:tcPr>
-            <w:tcW w:w="0" w:type="auto"/>
+            <w:tcW w:w="2931" w:type="dxa"/>
             <w:vAlign w:val="center"/>
             <w:hideMark/>
           </w:tcPr>
           <w:p>
             <w:pPr>
               <w:rPr>
+                <w:rFonts w:ascii="Arial" w:hAnsi="Arial" w:cs="Arial"/>
                 <w:b/>
                 <w:bCs/>
               </w:rPr>
             </w:pPr>
             <w:r>
               <w:rPr>
+                <w:rFonts w:ascii="Arial" w:hAnsi="Arial" w:cs="Arial"/>
                 <w:b/>
                 <w:bCs/>
               </w:rPr>
@@ -818,24 +1242,40 @@
         </w:trPr>
         <w:tc>
           <w:tcPr>
-            <w:tcW w:w="0" w:type="auto"/>
+            <w:tcW w:w="4917" w:type="dxa"/>
             <w:vAlign w:val="center"/>
             <w:hideMark/>
           </w:tcPr>
           <w:p>
+            <w:pPr>
+              <w:rPr>
+                <w:rFonts w:ascii="Arial" w:hAnsi="Arial" w:cs="Arial"/>
+              </w:rPr>
+            </w:pPr>
             <w:r>
-              <w:t>TC-001 – Cadastro de Produto</w:t>
+              <w:rPr>
+                <w:rFonts w:ascii="Arial" w:hAnsi="Arial" w:cs="Arial"/>
+              </w:rPr>
+              <w:t>TC-002 – Realizar Pedido</w:t>
             </w:r>
           </w:p>
         </w:tc>
         <w:tc>
           <w:tcPr>
-            <w:tcW w:w="0" w:type="auto"/>
+            <w:tcW w:w="2931" w:type="dxa"/>
             <w:vAlign w:val="center"/>
             <w:hideMark/>
           </w:tcPr>
           <w:p>
+            <w:pPr>
+              <w:rPr>
+                <w:rFonts w:ascii="Arial" w:hAnsi="Arial" w:cs="Arial"/>
+              </w:rPr>
+            </w:pPr>
             <w:r>
+              <w:rPr>
+                <w:rFonts w:ascii="Arial" w:hAnsi="Arial" w:cs="Arial"/>
+              </w:rPr>
               <w:t>Executado com sucesso</w:t>
             </w:r>
           </w:p>
@@ -847,82 +1287,40 @@
         </w:trPr>
         <w:tc>
           <w:tcPr>
-            <w:tcW w:w="0" w:type="auto"/>
+            <w:tcW w:w="4917" w:type="dxa"/>
             <w:vAlign w:val="center"/>
             <w:hideMark/>
           </w:tcPr>
           <w:p>
+            <w:pPr>
+              <w:rPr>
+                <w:rFonts w:ascii="Arial" w:hAnsi="Arial" w:cs="Arial"/>
+              </w:rPr>
+            </w:pPr>
             <w:r>
-              <w:t>TC-002 – Realizar Pedido</w:t>
-            </w:r>
-          </w:p>
-        </w:tc>
-        <w:tc>
-          <w:tcPr>
-            <w:tcW w:w="0" w:type="auto"/>
-            <w:vAlign w:val="center"/>
-            <w:hideMark/>
-          </w:tcPr>
-          <w:p>
-            <w:r>
-              <w:t>Executado com sucesso</w:t>
-            </w:r>
-          </w:p>
-        </w:tc>
-      </w:tr>
-      <w:tr>
-        <w:trPr>
-          <w:tblCellSpacing w:w="15" w:type="dxa"/>
-        </w:trPr>
-        <w:tc>
-          <w:tcPr>
-            <w:tcW w:w="0" w:type="auto"/>
-            <w:vAlign w:val="center"/>
-            <w:hideMark/>
-          </w:tcPr>
-          <w:p>
-            <w:r>
-              <w:t>TC-003 – Pagamento do Pedido</w:t>
-            </w:r>
-          </w:p>
-        </w:tc>
-        <w:tc>
-          <w:tcPr>
-            <w:tcW w:w="0" w:type="auto"/>
-            <w:vAlign w:val="center"/>
-            <w:hideMark/>
-          </w:tcPr>
-          <w:p>
-            <w:r>
-              <w:t>Executado com sucesso</w:t>
-            </w:r>
-          </w:p>
-        </w:tc>
-      </w:tr>
-      <w:tr>
-        <w:trPr>
-          <w:tblCellSpacing w:w="15" w:type="dxa"/>
-        </w:trPr>
-        <w:tc>
-          <w:tcPr>
-            <w:tcW w:w="0" w:type="auto"/>
-            <w:vAlign w:val="center"/>
-            <w:hideMark/>
-          </w:tcPr>
-          <w:p>
-            <w:r>
+              <w:rPr>
+                <w:rFonts w:ascii="Arial" w:hAnsi="Arial" w:cs="Arial"/>
+              </w:rPr>
               <w:t>TC-004 – Gerenciamento de Pedidos</w:t>
             </w:r>
           </w:p>
         </w:tc>
         <w:tc>
           <w:tcPr>
-            <w:tcW w:w="0" w:type="auto"/>
+            <w:tcW w:w="2931" w:type="dxa"/>
             <w:vAlign w:val="center"/>
             <w:hideMark/>
           </w:tcPr>
           <w:p>
+            <w:pPr>
+              <w:rPr>
+                <w:rFonts w:ascii="Arial" w:hAnsi="Arial" w:cs="Arial"/>
+              </w:rPr>
+            </w:pPr>
             <w:r>
+              <w:rPr>
+                <w:rFonts w:ascii="Arial" w:hAnsi="Arial" w:cs="Arial"/>
+              </w:rPr>
               <w:t>Executado com sucesso</w:t>
             </w:r>
           </w:p>
@@ -930,310 +1328,68 @@
       </w:tr>
     </w:tbl>
     <w:p>
-      <w:r>
+      <w:pPr>
+        <w:rPr>
+          <w:rFonts w:ascii="Arial" w:hAnsi="Arial" w:cs="Arial"/>
+        </w:rPr>
+      </w:pPr>
+      <w:r>
+        <w:rPr>
+          <w:rFonts w:ascii="Arial" w:hAnsi="Arial" w:cs="Arial"/>
+        </w:rPr>
         <w:pict w14:anchorId="19BFB0A7">
-          <v:rect id="_x0000_i1118" style="width:0;height:1.5pt" o:hralign="center" o:hrstd="t" o:hr="t" fillcolor="#a0a0a0" stroked="f"/>
+          <v:rect id="_x0000_i1100" style="width:0;height:1.5pt" o:hralign="center" o:bullet="t" o:hrstd="t" o:hr="t" fillcolor="#a0a0a0" stroked="f"/>
         </w:pict>
       </w:r>
     </w:p>
     <w:p>
       <w:pPr>
         <w:rPr>
+          <w:rFonts w:ascii="Arial" w:hAnsi="Arial" w:cs="Arial"/>
+        </w:rPr>
+      </w:pPr>
+    </w:p>
+    <w:p>
+      <w:pPr>
+        <w:rPr>
+          <w:rFonts w:ascii="Arial" w:hAnsi="Arial" w:cs="Arial"/>
           <w:b/>
           <w:bCs/>
         </w:rPr>
       </w:pPr>
       <w:r>
         <w:rPr>
+          <w:rFonts w:ascii="Arial" w:hAnsi="Arial" w:cs="Arial"/>
           <w:b/>
           <w:bCs/>
         </w:rPr>
-        <w:t>Testes de Integração</w:t>
-      </w:r>
-    </w:p>
-    <w:p>
-      <w:r>
-        <w:t>Foram realizados testes de integração entre:</w:t>
-      </w:r>
-    </w:p>
-    <w:p>
-      <w:pPr>
-        <w:numPr>
-          <w:ilvl w:val="0"/>
-          <w:numId w:val="6"/>
-        </w:numPr>
-      </w:pPr>
-      <w:proofErr w:type="spellStart"/>
-      <w:r>
-        <w:t>Frontend</w:t>
-      </w:r>
-      <w:proofErr w:type="spellEnd"/>
-      <w:r>
-        <w:t xml:space="preserve"> React.js</w:t>
-      </w:r>
-    </w:p>
-    <w:p>
-      <w:pPr>
-        <w:numPr>
-          <w:ilvl w:val="0"/>
-          <w:numId w:val="6"/>
-        </w:numPr>
-      </w:pPr>
-      <w:proofErr w:type="spellStart"/>
-      <w:r>
-        <w:t>Backend</w:t>
-      </w:r>
-      <w:proofErr w:type="spellEnd"/>
-      <w:r>
-        <w:t xml:space="preserve"> ASP.NET Core</w:t>
-      </w:r>
-    </w:p>
-    <w:p>
-      <w:pPr>
-        <w:numPr>
-          <w:ilvl w:val="0"/>
-          <w:numId w:val="6"/>
-        </w:numPr>
-      </w:pPr>
-      <w:r>
-        <w:lastRenderedPageBreak/>
-        <w:t>Banco de dados MySQL</w:t>
-      </w:r>
-    </w:p>
-    <w:p>
-      <w:r>
-        <w:t>Os testes validaram:</w:t>
-      </w:r>
-    </w:p>
-    <w:p>
-      <w:pPr>
-        <w:numPr>
-          <w:ilvl w:val="0"/>
-          <w:numId w:val="7"/>
-        </w:numPr>
-      </w:pPr>
-      <w:r>
-        <w:t>Persistência correta dos dados</w:t>
-      </w:r>
-    </w:p>
-    <w:p>
-      <w:pPr>
-        <w:numPr>
-          <w:ilvl w:val="0"/>
-          <w:numId w:val="7"/>
-        </w:numPr>
-      </w:pPr>
-      <w:r>
-        <w:t>Atualização de status dos pedidos</w:t>
-      </w:r>
-    </w:p>
-    <w:p>
-      <w:pPr>
-        <w:numPr>
-          <w:ilvl w:val="0"/>
-          <w:numId w:val="7"/>
-        </w:numPr>
-      </w:pPr>
-      <w:r>
-        <w:t xml:space="preserve">Comunicação entre </w:t>
-      </w:r>
-      <w:proofErr w:type="spellStart"/>
-      <w:r>
-        <w:t>frontend</w:t>
-      </w:r>
-      <w:proofErr w:type="spellEnd"/>
-      <w:r>
-        <w:t xml:space="preserve"> e </w:t>
-      </w:r>
-      <w:proofErr w:type="spellStart"/>
-      <w:r>
-        <w:t>backend</w:t>
-      </w:r>
-      <w:proofErr w:type="spellEnd"/>
-    </w:p>
-    <w:p>
-      <w:r>
-        <w:pict w14:anchorId="69E8A951">
-          <v:rect id="_x0000_i1119" style="width:0;height:1.5pt" o:hralign="center" o:hrstd="t" o:hr="t" fillcolor="#a0a0a0" stroked="f"/>
-        </w:pict>
-      </w:r>
-    </w:p>
-    <w:p>
-      <w:pPr>
-        <w:rPr>
+        <w:t>4. Evidências de Correções e Melhorias (Refatoração)</w:t>
+      </w:r>
+    </w:p>
+    <w:p>
+      <w:pPr>
+        <w:rPr>
+          <w:rFonts w:ascii="Arial" w:hAnsi="Arial" w:cs="Arial"/>
+        </w:rPr>
+      </w:pPr>
+      <w:r>
+        <w:rPr>
+          <w:rFonts w:ascii="Arial" w:hAnsi="Arial" w:cs="Arial"/>
+        </w:rPr>
+        <w:t>Durante a execução dos testes foram identificadas melhorias necessárias no sistema, resultando em ajustes e refatorações no código.</w:t>
+      </w:r>
+    </w:p>
+    <w:p>
+      <w:pPr>
+        <w:rPr>
+          <w:rFonts w:ascii="Arial" w:hAnsi="Arial" w:cs="Arial"/>
           <w:b/>
           <w:bCs/>
         </w:rPr>
       </w:pPr>
       <w:r>
         <w:rPr>
-          <w:b/>
-          <w:bCs/>
-        </w:rPr>
-        <w:t>Testes de Segurança e Privacidade</w:t>
-      </w:r>
-    </w:p>
-    <w:p>
-      <w:r>
-        <w:t>Foram verificadas:</w:t>
-      </w:r>
-    </w:p>
-    <w:p>
-      <w:pPr>
-        <w:numPr>
-          <w:ilvl w:val="0"/>
-          <w:numId w:val="8"/>
-        </w:numPr>
-      </w:pPr>
-      <w:r>
-        <w:t>Restrições de acesso administrativo</w:t>
-      </w:r>
-    </w:p>
-    <w:p>
-      <w:pPr>
-        <w:numPr>
-          <w:ilvl w:val="0"/>
-          <w:numId w:val="8"/>
-        </w:numPr>
-      </w:pPr>
-      <w:r>
-        <w:t>Necessidade de autenticação para determinadas funcionalidades</w:t>
-      </w:r>
-    </w:p>
-    <w:p>
-      <w:pPr>
-        <w:numPr>
-          <w:ilvl w:val="0"/>
-          <w:numId w:val="8"/>
-        </w:numPr>
-      </w:pPr>
-      <w:r>
-        <w:t>Validação de campos obrigatórios</w:t>
-      </w:r>
-    </w:p>
-    <w:p>
-      <w:pPr>
-        <w:numPr>
-          <w:ilvl w:val="0"/>
-          <w:numId w:val="8"/>
-        </w:numPr>
-      </w:pPr>
-      <w:r>
-        <w:t>Proteção básica de rotas autenticadas</w:t>
-      </w:r>
-    </w:p>
-    <w:p>
-      <w:r>
-        <w:pict w14:anchorId="1DB4808A">
-          <v:rect id="_x0000_i1120" style="width:0;height:1.5pt" o:hralign="center" o:hrstd="t" o:hr="t" fillcolor="#a0a0a0" stroked="f"/>
-        </w:pict>
-      </w:r>
-    </w:p>
-    <w:p>
-      <w:pPr>
-        <w:rPr>
-          <w:b/>
-          <w:bCs/>
-        </w:rPr>
-      </w:pPr>
-      <w:r>
-        <w:rPr>
-          <w:b/>
-          <w:bCs/>
-        </w:rPr>
-        <w:t>Testes de Homologação</w:t>
-      </w:r>
-    </w:p>
-    <w:p>
-      <w:r>
-        <w:t>Os fluxos principais do sistema foram executados simulando o comportamento real do usuário, validando:</w:t>
-      </w:r>
-    </w:p>
-    <w:p>
-      <w:pPr>
-        <w:numPr>
-          <w:ilvl w:val="0"/>
-          <w:numId w:val="9"/>
-        </w:numPr>
-      </w:pPr>
-      <w:r>
-        <w:t>Navegação no sistema</w:t>
-      </w:r>
-    </w:p>
-    <w:p>
-      <w:pPr>
-        <w:numPr>
-          <w:ilvl w:val="0"/>
-          <w:numId w:val="9"/>
-        </w:numPr>
-      </w:pPr>
-      <w:r>
-        <w:t>Realização de pedidos</w:t>
-      </w:r>
-    </w:p>
-    <w:p>
-      <w:pPr>
-        <w:numPr>
-          <w:ilvl w:val="0"/>
-          <w:numId w:val="9"/>
-        </w:numPr>
-      </w:pPr>
-      <w:r>
-        <w:t>Pagamentos</w:t>
-      </w:r>
-    </w:p>
-    <w:p>
-      <w:pPr>
-        <w:numPr>
-          <w:ilvl w:val="0"/>
-          <w:numId w:val="9"/>
-        </w:numPr>
-      </w:pPr>
-      <w:r>
-        <w:t>Atualização de pedidos administrativos</w:t>
-      </w:r>
-    </w:p>
-    <w:p>
-      <w:r>
-        <w:t>Os resultados foram considerados satisfatórios.</w:t>
-      </w:r>
-    </w:p>
-    <w:p>
-      <w:r>
-        <w:pict w14:anchorId="30B3E821">
-          <v:rect id="_x0000_i1121" style="width:0;height:1.5pt" o:hralign="center" o:hrstd="t" o:hr="t" fillcolor="#a0a0a0" stroked="f"/>
-        </w:pict>
-      </w:r>
-    </w:p>
-    <w:p>
-      <w:pPr>
-        <w:rPr>
-          <w:b/>
-          <w:bCs/>
-        </w:rPr>
-      </w:pPr>
-      <w:r>
-        <w:rPr>
-          <w:b/>
-          <w:bCs/>
-        </w:rPr>
-        <w:t>4. Evidências de Correções e Melhorias (Refatoração)</w:t>
-      </w:r>
-    </w:p>
-    <w:p>
-      <w:r>
-        <w:t>Durante a execução dos testes foram identificadas melhorias necessárias no sistema, resultando em ajustes e refatorações no código.</w:t>
-      </w:r>
-    </w:p>
-    <w:p>
-      <w:pPr>
-        <w:rPr>
-          <w:b/>
-          <w:bCs/>
-        </w:rPr>
-      </w:pPr>
-      <w:r>
-        <w:rPr>
+          <w:rFonts w:ascii="Arial" w:hAnsi="Arial" w:cs="Arial"/>
           <w:b/>
           <w:bCs/>
         </w:rPr>
@@ -1246,9 +1402,29 @@
           <w:ilvl w:val="0"/>
           <w:numId w:val="10"/>
         </w:numPr>
-      </w:pPr>
-      <w:r>
-        <w:t>Ajuste de validações de campos obrigatórios</w:t>
+        <w:rPr>
+          <w:rFonts w:ascii="Arial" w:hAnsi="Arial" w:cs="Arial"/>
+        </w:rPr>
+      </w:pPr>
+      <w:r>
+        <w:rPr>
+          <w:rFonts w:ascii="Arial" w:hAnsi="Arial" w:cs="Arial"/>
+        </w:rPr>
+        <w:t xml:space="preserve">Ajuste no </w:t>
+      </w:r>
+      <w:proofErr w:type="spellStart"/>
+      <w:r>
+        <w:rPr>
+          <w:rFonts w:ascii="Arial" w:hAnsi="Arial" w:cs="Arial"/>
+        </w:rPr>
+        <w:t>backend</w:t>
+      </w:r>
+      <w:proofErr w:type="spellEnd"/>
+      <w:r>
+        <w:rPr>
+          <w:rFonts w:ascii="Arial" w:hAnsi="Arial" w:cs="Arial"/>
+        </w:rPr>
+        <w:t xml:space="preserve"> por erro no preço total dos pedidos</w:t>
       </w:r>
     </w:p>
     <w:p>
@@ -1257,8 +1433,14 @@
           <w:ilvl w:val="0"/>
           <w:numId w:val="10"/>
         </w:numPr>
-      </w:pPr>
-      <w:r>
+        <w:rPr>
+          <w:rFonts w:ascii="Arial" w:hAnsi="Arial" w:cs="Arial"/>
+        </w:rPr>
+      </w:pPr>
+      <w:r>
+        <w:rPr>
+          <w:rFonts w:ascii="Arial" w:hAnsi="Arial" w:cs="Arial"/>
+        </w:rPr>
         <w:t>Correção de fluxo de finalização de pedidos</w:t>
       </w:r>
     </w:p>
@@ -1268,8 +1450,14 @@
           <w:ilvl w:val="0"/>
           <w:numId w:val="10"/>
         </w:numPr>
-      </w:pPr>
-      <w:r>
+        <w:rPr>
+          <w:rFonts w:ascii="Arial" w:hAnsi="Arial" w:cs="Arial"/>
+        </w:rPr>
+      </w:pPr>
+      <w:r>
+        <w:rPr>
+          <w:rFonts w:ascii="Arial" w:hAnsi="Arial" w:cs="Arial"/>
+        </w:rPr>
         <w:t>Correção de mensagens de erro</w:t>
       </w:r>
     </w:p>
@@ -1279,32 +1467,29 @@
           <w:ilvl w:val="0"/>
           <w:numId w:val="10"/>
         </w:numPr>
-      </w:pPr>
-      <w:r>
+        <w:rPr>
+          <w:rFonts w:ascii="Arial" w:hAnsi="Arial" w:cs="Arial"/>
+        </w:rPr>
+      </w:pPr>
+      <w:r>
+        <w:rPr>
+          <w:rFonts w:ascii="Arial" w:hAnsi="Arial" w:cs="Arial"/>
+        </w:rPr>
         <w:lastRenderedPageBreak/>
         <w:t>Ajuste de atualização de status dos pedidos</w:t>
       </w:r>
     </w:p>
     <w:p>
       <w:pPr>
-        <w:numPr>
-          <w:ilvl w:val="0"/>
-          <w:numId w:val="10"/>
-        </w:numPr>
-      </w:pPr>
-      <w:r>
-        <w:t>Melhorias na navegação entre páginas</w:t>
-      </w:r>
-    </w:p>
-    <w:p>
-      <w:pPr>
-        <w:rPr>
+        <w:rPr>
+          <w:rFonts w:ascii="Arial" w:hAnsi="Arial" w:cs="Arial"/>
           <w:b/>
           <w:bCs/>
         </w:rPr>
       </w:pPr>
       <w:r>
         <w:rPr>
+          <w:rFonts w:ascii="Arial" w:hAnsi="Arial" w:cs="Arial"/>
           <w:b/>
           <w:bCs/>
         </w:rPr>
@@ -1317,17 +1502,15 @@
           <w:ilvl w:val="0"/>
           <w:numId w:val="11"/>
         </w:numPr>
-      </w:pPr>
-      <w:r>
-        <w:t xml:space="preserve">Organização do código </w:t>
-      </w:r>
-      <w:proofErr w:type="spellStart"/>
-      <w:r>
-        <w:t>frontend</w:t>
-      </w:r>
-      <w:proofErr w:type="spellEnd"/>
-      <w:r>
-        <w:t xml:space="preserve"> em componentes reutilizáveis</w:t>
+        <w:rPr>
+          <w:rFonts w:ascii="Arial" w:hAnsi="Arial" w:cs="Arial"/>
+        </w:rPr>
+      </w:pPr>
+      <w:r>
+        <w:rPr>
+          <w:rFonts w:ascii="Arial" w:hAnsi="Arial" w:cs="Arial"/>
+        </w:rPr>
+        <w:t>Dados de data e hora de entrega adicionados nas informações dos pedidos</w:t>
       </w:r>
     </w:p>
     <w:p>
@@ -1336,65 +1519,43 @@
           <w:ilvl w:val="0"/>
           <w:numId w:val="11"/>
         </w:numPr>
-      </w:pPr>
-      <w:r>
-        <w:t xml:space="preserve">Melhor separação das responsabilidades no </w:t>
-      </w:r>
-      <w:proofErr w:type="spellStart"/>
-      <w:r>
-        <w:t>backend</w:t>
-      </w:r>
-      <w:proofErr w:type="spellEnd"/>
-    </w:p>
-    <w:p>
-      <w:pPr>
-        <w:numPr>
-          <w:ilvl w:val="0"/>
-          <w:numId w:val="11"/>
-        </w:numPr>
-      </w:pPr>
-      <w:r>
-        <w:t>Ajustes de estrutura para facilitar manutenção futura</w:t>
-      </w:r>
-    </w:p>
-    <w:p>
-      <w:pPr>
-        <w:numPr>
-          <w:ilvl w:val="0"/>
-          <w:numId w:val="11"/>
-        </w:numPr>
-      </w:pPr>
-      <w:r>
-        <w:t>Melhorias na legibilidade do código</w:t>
-      </w:r>
-    </w:p>
-    <w:p>
-      <w:pPr>
-        <w:numPr>
-          <w:ilvl w:val="0"/>
-          <w:numId w:val="11"/>
-        </w:numPr>
-      </w:pPr>
-      <w:r>
-        <w:t>Padronização das respostas da API</w:t>
-      </w:r>
-    </w:p>
-    <w:p>
-      <w:r>
+        <w:rPr>
+          <w:rFonts w:ascii="Arial" w:hAnsi="Arial" w:cs="Arial"/>
+        </w:rPr>
+      </w:pPr>
+      <w:r>
+        <w:rPr>
+          <w:rFonts w:ascii="Arial" w:hAnsi="Arial" w:cs="Arial"/>
+        </w:rPr>
+        <w:t>Gerenciamento do bloqueio de data e hora</w:t>
+      </w:r>
+    </w:p>
+    <w:p>
+      <w:pPr>
+        <w:rPr>
+          <w:rFonts w:ascii="Arial" w:hAnsi="Arial" w:cs="Arial"/>
+        </w:rPr>
+      </w:pPr>
+      <w:r>
+        <w:rPr>
+          <w:rFonts w:ascii="Arial" w:hAnsi="Arial" w:cs="Arial"/>
+        </w:rPr>
         <w:pict w14:anchorId="00DD0419">
-          <v:rect id="_x0000_i1122" style="width:0;height:1.5pt" o:hralign="center" o:hrstd="t" o:hr="t" fillcolor="#a0a0a0" stroked="f"/>
+          <v:rect id="_x0000_i1080" style="width:0;height:1.5pt" o:hralign="center" o:hrstd="t" o:hr="t" fillcolor="#a0a0a0" stroked="f"/>
         </w:pict>
       </w:r>
     </w:p>
     <w:p>
       <w:pPr>
         <w:rPr>
+          <w:rFonts w:ascii="Arial" w:hAnsi="Arial" w:cs="Arial"/>
           <w:b/>
           <w:bCs/>
         </w:rPr>
       </w:pPr>
       <w:r>
         <w:rPr>
+          <w:rFonts w:ascii="Arial" w:hAnsi="Arial" w:cs="Arial"/>
           <w:b/>
           <w:bCs/>
         </w:rPr>
@@ -1402,33 +1563,69 @@
       </w:r>
     </w:p>
     <w:p>
-      <w:r>
+      <w:pPr>
+        <w:rPr>
+          <w:rFonts w:ascii="Arial" w:hAnsi="Arial" w:cs="Arial"/>
+        </w:rPr>
+      </w:pPr>
+      <w:r>
+        <w:rPr>
+          <w:rFonts w:ascii="Arial" w:hAnsi="Arial" w:cs="Arial"/>
+        </w:rPr>
         <w:t xml:space="preserve">Os testes realizados no sistema </w:t>
       </w:r>
       <w:proofErr w:type="spellStart"/>
       <w:r>
+        <w:rPr>
+          <w:rFonts w:ascii="Arial" w:hAnsi="Arial" w:cs="Arial"/>
+        </w:rPr>
         <w:t>SweetBox</w:t>
       </w:r>
       <w:proofErr w:type="spellEnd"/>
       <w:r>
+        <w:rPr>
+          <w:rFonts w:ascii="Arial" w:hAnsi="Arial" w:cs="Arial"/>
+        </w:rPr>
         <w:t xml:space="preserve"> permitiram validar as principais funcionalidades da aplicação, garantindo maior confiabilidade e estabilidade para o sistema.</w:t>
       </w:r>
     </w:p>
     <w:p>
-      <w:r>
+      <w:pPr>
+        <w:rPr>
+          <w:rFonts w:ascii="Arial" w:hAnsi="Arial" w:cs="Arial"/>
+        </w:rPr>
+      </w:pPr>
+      <w:r>
+        <w:rPr>
+          <w:rFonts w:ascii="Arial" w:hAnsi="Arial" w:cs="Arial"/>
+        </w:rPr>
         <w:t xml:space="preserve">A utilização do </w:t>
       </w:r>
       <w:proofErr w:type="spellStart"/>
       <w:r>
+        <w:rPr>
+          <w:rFonts w:ascii="Arial" w:hAnsi="Arial" w:cs="Arial"/>
+        </w:rPr>
         <w:t>Playwright</w:t>
       </w:r>
       <w:proofErr w:type="spellEnd"/>
       <w:r>
+        <w:rPr>
+          <w:rFonts w:ascii="Arial" w:hAnsi="Arial" w:cs="Arial"/>
+        </w:rPr>
         <w:t xml:space="preserve"> possibilitou automatizar a execução dos testes, tornando o processo mais eficiente e reduzindo falhas manuais.</w:t>
       </w:r>
     </w:p>
     <w:p>
-      <w:r>
+      <w:pPr>
+        <w:rPr>
+          <w:rFonts w:ascii="Arial" w:hAnsi="Arial" w:cs="Arial"/>
+        </w:rPr>
+      </w:pPr>
+      <w:r>
+        <w:rPr>
+          <w:rFonts w:ascii="Arial" w:hAnsi="Arial" w:cs="Arial"/>
+        </w:rPr>
         <w:t>Os resultados obtidos foram satisfatórios, não sendo identificados defeitos críticos que comprometessem o funcionamento do sistema.</w:t>
       </w:r>
     </w:p>
@@ -1443,8 +1640,63 @@
 </w:document>
 </file>
 
+<file path=word/endnotes.xml><?xml version="1.0" encoding="utf-8"?>
+<w:endnotes xmlns:wpc="http://schemas.microsoft.com/office/word/2010/wordprocessingCanvas" xmlns:cx="http://schemas.microsoft.com/office/drawing/2014/chartex" xmlns:cx1="http://schemas.microsoft.com/office/drawing/2015/9/8/chartex" xmlns:cx2="http://schemas.microsoft.com/office/drawing/2015/10/21/chartex" xmlns:cx3="http://schemas.microsoft.com/office/drawing/2016/5/9/chartex" xmlns:cx4="http://schemas.microsoft.com/office/drawing/2016/5/10/chartex" xmlns:cx5="http://schemas.microsoft.com/office/drawing/2016/5/11/chartex" xmlns:cx6="http://schemas.microsoft.com/office/drawing/2016/5/12/chartex" xmlns:cx7="http://schemas.microsoft.com/office/drawing/2016/5/13/chartex" xmlns:cx8="http://schemas.microsoft.com/office/drawing/2016/5/14/chartex" xmlns:mc="http://schemas.openxmlformats.org/markup-compatibility/2006" xmlns:aink="http://schemas.microsoft.com/office/drawing/2016/ink" xmlns:am3d="http://schemas.microsoft.com/office/drawing/2017/model3d" xmlns:o="urn:schemas-microsoft-com:office:office" xmlns:oel="http://schemas.microsoft.com/office/2019/extlst" xmlns:r="http://schemas.openxmlformats.org/officeDocument/2006/relationships" xmlns:m="http://schemas.openxmlformats.org/officeDocument/2006/math" xmlns:v="urn:schemas-microsoft-com:vml" xmlns:wp14="http://schemas.microsoft.com/office/word/2010/wordprocessingDrawing" xmlns:wp="http://schemas.openxmlformats.org/drawingml/2006/wordprocessingDrawing" xmlns:w10="urn:schemas-microsoft-com:office:word" xmlns:w="http://schemas.openxmlformats.org/wordprocessingml/2006/main" xmlns:w14="http://schemas.microsoft.com/office/word/2010/wordml" xmlns:w15="http://schemas.microsoft.com/office/word/2012/wordml" xmlns:w16cex="http://schemas.microsoft.com/office/word/2018/wordml/cex" xmlns:w16cid="http://schemas.microsoft.com/office/word/2016/wordml/cid" xmlns:w16="http://schemas.microsoft.com/office/word/2018/wordml" xmlns:w16du="http://schemas.microsoft.com/office/word/2023/wordml/word16du" xmlns:w16sdtdh="http://schemas.microsoft.com/office/word/2020/wordml/sdtdatahash" xmlns:w16sdtfl="http://schemas.microsoft.com/office/word/2024/wordml/sdtformatlock" xmlns:w16se="http://schemas.microsoft.com/office/word/2015/wordml/symex" xmlns:wpg="http://schemas.microsoft.com/office/word/2010/wordprocessingGroup" xmlns:wpi="http://schemas.microsoft.com/office/word/2010/wordprocessingInk" xmlns:wne="http://schemas.microsoft.com/office/word/2006/wordml" xmlns:wps="http://schemas.microsoft.com/office/word/2010/wordprocessingShape" mc:Ignorable="w14 w15 w16se w16cid w16 w16cex w16sdtdh w16sdtfl w16du wp14">
+  <w:endnote w:type="separator" w:id="-1">
+    <w:p>
+      <w:pPr>
+        <w:spacing w:after="0" w:line="240" w:lineRule="auto"/>
+      </w:pPr>
+      <w:r>
+        <w:separator/>
+      </w:r>
+    </w:p>
+  </w:endnote>
+  <w:endnote w:type="continuationSeparator" w:id="0">
+    <w:p>
+      <w:pPr>
+        <w:spacing w:after="0" w:line="240" w:lineRule="auto"/>
+      </w:pPr>
+      <w:r>
+        <w:continuationSeparator/>
+      </w:r>
+    </w:p>
+  </w:endnote>
+</w:endnotes>
+</file>
+
+<file path=word/footnotes.xml><?xml version="1.0" encoding="utf-8"?>
+<w:footnotes xmlns:wpc="http://schemas.microsoft.com/office/word/2010/wordprocessingCanvas" xmlns:cx="http://schemas.microsoft.com/office/drawing/2014/chartex" xmlns:cx1="http://schemas.microsoft.com/office/drawing/2015/9/8/chartex" xmlns:cx2="http://schemas.microsoft.com/office/drawing/2015/10/21/chartex" xmlns:cx3="http://schemas.microsoft.com/office/drawing/2016/5/9/chartex" xmlns:cx4="http://schemas.microsoft.com/office/drawing/2016/5/10/chartex" xmlns:cx5="http://schemas.microsoft.com/office/drawing/2016/5/11/chartex" xmlns:cx6="http://schemas.microsoft.com/office/drawing/2016/5/12/chartex" xmlns:cx7="http://schemas.microsoft.com/office/drawing/2016/5/13/chartex" xmlns:cx8="http://schemas.microsoft.com/office/drawing/2016/5/14/chartex" xmlns:mc="http://schemas.openxmlformats.org/markup-compatibility/2006" xmlns:aink="http://schemas.microsoft.com/office/drawing/2016/ink" xmlns:am3d="http://schemas.microsoft.com/office/drawing/2017/model3d" xmlns:o="urn:schemas-microsoft-com:office:office" xmlns:oel="http://schemas.microsoft.com/office/2019/extlst" xmlns:r="http://schemas.openxmlformats.org/officeDocument/2006/relationships" xmlns:m="http://schemas.openxmlformats.org/officeDocument/2006/math" xmlns:v="urn:schemas-microsoft-com:vml" xmlns:wp14="http://schemas.microsoft.com/office/word/2010/wordprocessingDrawing" xmlns:wp="http://schemas.openxmlformats.org/drawingml/2006/wordprocessingDrawing" xmlns:w10="urn:schemas-microsoft-com:office:word" xmlns:w="http://schemas.openxmlformats.org/wordprocessingml/2006/main" xmlns:w14="http://schemas.microsoft.com/office/word/2010/wordml" xmlns:w15="http://schemas.microsoft.com/office/word/2012/wordml" xmlns:w16cex="http://schemas.microsoft.com/office/word/2018/wordml/cex" xmlns:w16cid="http://schemas.microsoft.com/office/word/2016/wordml/cid" xmlns:w16="http://schemas.microsoft.com/office/word/2018/wordml" xmlns:w16du="http://schemas.microsoft.com/office/word/2023/wordml/word16du" xmlns:w16sdtdh="http://schemas.microsoft.com/office/word/2020/wordml/sdtdatahash" xmlns:w16sdtfl="http://schemas.microsoft.com/office/word/2024/wordml/sdtformatlock" xmlns:w16se="http://schemas.microsoft.com/office/word/2015/wordml/symex" xmlns:wpg="http://schemas.microsoft.com/office/word/2010/wordprocessingGroup" xmlns:wpi="http://schemas.microsoft.com/office/word/2010/wordprocessingInk" xmlns:wne="http://schemas.microsoft.com/office/word/2006/wordml" xmlns:wps="http://schemas.microsoft.com/office/word/2010/wordprocessingShape" mc:Ignorable="w14 w15 w16se w16cid w16 w16cex w16sdtdh w16sdtfl w16du wp14">
+  <w:footnote w:type="separator" w:id="-1">
+    <w:p>
+      <w:pPr>
+        <w:spacing w:after="0" w:line="240" w:lineRule="auto"/>
+      </w:pPr>
+      <w:r>
+        <w:separator/>
+      </w:r>
+    </w:p>
+  </w:footnote>
+  <w:footnote w:type="continuationSeparator" w:id="0">
+    <w:p>
+      <w:pPr>
+        <w:spacing w:after="0" w:line="240" w:lineRule="auto"/>
+      </w:pPr>
+      <w:r>
+        <w:continuationSeparator/>
+      </w:r>
+    </w:p>
+  </w:footnote>
+</w:footnotes>
+</file>
+
 <file path=word/numbering.xml><?xml version="1.0" encoding="utf-8"?>
 <w:numbering xmlns:wpc="http://schemas.microsoft.com/office/word/2010/wordprocessingCanvas" xmlns:cx="http://schemas.microsoft.com/office/drawing/2014/chartex" xmlns:cx1="http://schemas.microsoft.com/office/drawing/2015/9/8/chartex" xmlns:cx2="http://schemas.microsoft.com/office/drawing/2015/10/21/chartex" xmlns:cx3="http://schemas.microsoft.com/office/drawing/2016/5/9/chartex" xmlns:cx4="http://schemas.microsoft.com/office/drawing/2016/5/10/chartex" xmlns:cx5="http://schemas.microsoft.com/office/drawing/2016/5/11/chartex" xmlns:cx6="http://schemas.microsoft.com/office/drawing/2016/5/12/chartex" xmlns:cx7="http://schemas.microsoft.com/office/drawing/2016/5/13/chartex" xmlns:cx8="http://schemas.microsoft.com/office/drawing/2016/5/14/chartex" xmlns:mc="http://schemas.openxmlformats.org/markup-compatibility/2006" xmlns:aink="http://schemas.microsoft.com/office/drawing/2016/ink" xmlns:am3d="http://schemas.microsoft.com/office/drawing/2017/model3d" xmlns:o="urn:schemas-microsoft-com:office:office" xmlns:oel="http://schemas.microsoft.com/office/2019/extlst" xmlns:r="http://schemas.openxmlformats.org/officeDocument/2006/relationships" xmlns:m="http://schemas.openxmlformats.org/officeDocument/2006/math" xmlns:v="urn:schemas-microsoft-com:vml" xmlns:wp14="http://schemas.microsoft.com/office/word/2010/wordprocessingDrawing" xmlns:wp="http://schemas.openxmlformats.org/drawingml/2006/wordprocessingDrawing" xmlns:w10="urn:schemas-microsoft-com:office:word" xmlns:w="http://schemas.openxmlformats.org/wordprocessingml/2006/main" xmlns:w14="http://schemas.microsoft.com/office/word/2010/wordml" xmlns:w15="http://schemas.microsoft.com/office/word/2012/wordml" xmlns:w16cex="http://schemas.microsoft.com/office/word/2018/wordml/cex" xmlns:w16cid="http://schemas.microsoft.com/office/word/2016/wordml/cid" xmlns:w16="http://schemas.microsoft.com/office/word/2018/wordml" xmlns:w16du="http://schemas.microsoft.com/office/word/2023/wordml/word16du" xmlns:w16sdtdh="http://schemas.microsoft.com/office/word/2020/wordml/sdtdatahash" xmlns:w16sdtfl="http://schemas.microsoft.com/office/word/2024/wordml/sdtformatlock" xmlns:w16se="http://schemas.microsoft.com/office/word/2015/wordml/symex" xmlns:wpg="http://schemas.microsoft.com/office/word/2010/wordprocessingGroup" xmlns:wpi="http://schemas.microsoft.com/office/word/2010/wordprocessingInk" xmlns:wne="http://schemas.microsoft.com/office/word/2006/wordml" xmlns:wps="http://schemas.microsoft.com/office/word/2010/wordprocessingShape" mc:Ignorable="w14 w15 w16se w16cid w16 w16cex w16sdtdh w16sdtfl w16du wp14">
+  <w:numPicBullet w:numPicBulletId="0">
+    <w:pict>
+      <v:rect id="_x0000_i1025" style="width:0;height:1.5pt" o:hralign="center" o:bullet="t" o:hrstd="t" o:hr="t" fillcolor="#a0a0a0" stroked="f"/>
+    </w:pict>
+  </w:numPicBullet>
   <w:abstractNum w:abstractNumId="0" w15:restartNumberingAfterBreak="0">
     <w:nsid w:val="25BD0EFF"/>
     <w:multiLevelType w:val="multilevel"/>
@@ -3548,7 +3800,6 @@
     <w:next w:val="Normal"/>
     <w:link w:val="Ttulo2Char"/>
     <w:uiPriority w:val="9"/>
-    <w:semiHidden/>
     <w:unhideWhenUsed/>
     <w:qFormat/>
     <w:rsid w:val="009B0CEC"/>
@@ -3723,6 +3974,7 @@
   <w:style w:type="character" w:default="1" w:styleId="Fontepargpadro">
     <w:name w:val="Default Paragraph Font"/>
     <w:uiPriority w:val="1"/>
+    <w:semiHidden/>
     <w:unhideWhenUsed/>
   </w:style>
   <w:style w:type="table" w:default="1" w:styleId="Tabelanormal">
@@ -3764,7 +4016,6 @@
     <w:basedOn w:val="Fontepargpadro"/>
     <w:link w:val="Ttulo2"/>
     <w:uiPriority w:val="9"/>
-    <w:semiHidden/>
     <w:rsid w:val="009B0CEC"/>
     <w:rPr>
       <w:rFonts w:asciiTheme="majorHAnsi" w:eastAsiaTheme="majorEastAsia" w:hAnsiTheme="majorHAnsi" w:cstheme="majorBidi"/>
@@ -4035,6 +4286,50 @@
       <w:color w:val="0F4761" w:themeColor="accent1" w:themeShade="BF"/>
       <w:spacing w:val="5"/>
     </w:rPr>
+  </w:style>
+  <w:style w:type="paragraph" w:styleId="Cabealho">
+    <w:name w:val="header"/>
+    <w:basedOn w:val="Normal"/>
+    <w:link w:val="CabealhoChar"/>
+    <w:uiPriority w:val="99"/>
+    <w:unhideWhenUsed/>
+    <w:rsid w:val="002722EC"/>
+    <w:pPr>
+      <w:tabs>
+        <w:tab w:val="center" w:pos="4252"/>
+        <w:tab w:val="right" w:pos="8504"/>
+      </w:tabs>
+      <w:spacing w:after="0" w:line="240" w:lineRule="auto"/>
+    </w:pPr>
+  </w:style>
+  <w:style w:type="character" w:customStyle="1" w:styleId="CabealhoChar">
+    <w:name w:val="Cabeçalho Char"/>
+    <w:basedOn w:val="Fontepargpadro"/>
+    <w:link w:val="Cabealho"/>
+    <w:uiPriority w:val="99"/>
+    <w:rsid w:val="002722EC"/>
+  </w:style>
+  <w:style w:type="paragraph" w:styleId="Rodap">
+    <w:name w:val="footer"/>
+    <w:basedOn w:val="Normal"/>
+    <w:link w:val="RodapChar"/>
+    <w:uiPriority w:val="99"/>
+    <w:unhideWhenUsed/>
+    <w:rsid w:val="002722EC"/>
+    <w:pPr>
+      <w:tabs>
+        <w:tab w:val="center" w:pos="4252"/>
+        <w:tab w:val="right" w:pos="8504"/>
+      </w:tabs>
+      <w:spacing w:after="0" w:line="240" w:lineRule="auto"/>
+    </w:pPr>
+  </w:style>
+  <w:style w:type="character" w:customStyle="1" w:styleId="RodapChar">
+    <w:name w:val="Rodapé Char"/>
+    <w:basedOn w:val="Fontepargpadro"/>
+    <w:link w:val="Rodap"/>
+    <w:uiPriority w:val="99"/>
+    <w:rsid w:val="002722EC"/>
   </w:style>
 </w:styles>
 </file>
